--- a/Bài 5_ss11.docx
+++ b/Bài 5_ss11.docx
@@ -8,25 +8,23 @@
         <w:keepNext w:val="0"/>
         <w:keepLines w:val="0"/>
         <w:spacing w:before="280" w:lineRule="auto"/>
-        <w:rPr>
-          <w:color w:val="000000"/>
-        </w:rPr>
-      </w:pPr>
-      <w:bookmarkStart w:colFirst="0" w:colLast="0" w:name="_dgo2iqotcmux" w:id="0"/>
-      <w:bookmarkEnd w:id="0"/>
-      <w:r>
+        <w:ind w:left="0" w:firstLine="0"/>
         <w:rPr>
           <w:color w:val="000000"/>
           <w:sz w:val="26"/>
           <w:szCs w:val="26"/>
-          <w:rtl w:val="0"/>
-        </w:rPr>
-        <w:t xml:space="preserve">Thiết kế giao tiếp giữa các Procedure</w:t>
-      </w:r>
-      <w:r>
-        <w:rPr>
-          <w:rtl w:val="0"/>
-        </w:rPr>
+        </w:rPr>
+      </w:pPr>
+      <w:bookmarkStart w:colFirst="0" w:colLast="0" w:name="_dot69mbsgonq" w:id="0"/>
+      <w:bookmarkEnd w:id="0"/>
+      <w:r>
+        <w:rPr>
+          <w:color w:val="000000"/>
+          <w:sz w:val="26"/>
+          <w:szCs w:val="26"/>
+          <w:rtl w:val="0"/>
+        </w:rPr>
+        <w:t xml:space="preserve">Phân tích I/O (Giao tiếp giữa các Procedure)</w:t>
       </w:r>
     </w:p>
     <w:p>
@@ -71,16 +69,22 @@
       </w:pPr>
       <w:r>
         <w:rPr>
+          <w:rtl w:val="0"/>
+        </w:rPr>
+        <w:t xml:space="preserve">Input: </w:t>
+      </w:r>
+      <w:r>
+        <w:rPr>
           <w:rFonts w:ascii="Roboto Mono" w:cs="Roboto Mono" w:eastAsia="Roboto Mono" w:hAnsi="Roboto Mono"/>
           <w:rtl w:val="0"/>
         </w:rPr>
-        <w:t xml:space="preserve">IN target_dept_id</w:t>
-      </w:r>
-      <w:r>
-        <w:rPr>
-          <w:rtl w:val="0"/>
-        </w:rPr>
-        <w:t xml:space="preserve">: Mã khoa cần tìm.</w:t>
+        <w:t xml:space="preserve">p_dept_id</w:t>
+      </w:r>
+      <w:r>
+        <w:rPr>
+          <w:rtl w:val="0"/>
+        </w:rPr>
+        <w:t xml:space="preserve"> (Khoa cần tìm).</w:t>
       </w:r>
     </w:p>
     <w:p>
@@ -95,16 +99,35 @@
       </w:pPr>
       <w:r>
         <w:rPr>
+          <w:rtl w:val="0"/>
+        </w:rPr>
+        <w:t xml:space="preserve">Output: </w:t>
+      </w:r>
+      <w:r>
+        <w:rPr>
           <w:rFonts w:ascii="Roboto Mono" w:cs="Roboto Mono" w:eastAsia="Roboto Mono" w:hAnsi="Roboto Mono"/>
           <w:rtl w:val="0"/>
         </w:rPr>
-        <w:t xml:space="preserve">OUT found_bed_id</w:t>
-      </w:r>
-      <w:r>
-        <w:rPr>
-          <w:rtl w:val="0"/>
-        </w:rPr>
-        <w:t xml:space="preserve">: Trả về ID giường trống đầu tiên tìm thấy (hoặc NULL).</w:t>
+        <w:t xml:space="preserve">p_bed_id</w:t>
+      </w:r>
+      <w:r>
+        <w:rPr>
+          <w:rtl w:val="0"/>
+        </w:rPr>
+        <w:t xml:space="preserve"> (Trả về ID giường trống hoặc </w:t>
+      </w:r>
+      <w:r>
+        <w:rPr>
+          <w:rFonts w:ascii="Roboto Mono" w:cs="Roboto Mono" w:eastAsia="Roboto Mono" w:hAnsi="Roboto Mono"/>
+          <w:rtl w:val="0"/>
+        </w:rPr>
+        <w:t xml:space="preserve">NULL</w:t>
+      </w:r>
+      <w:r>
+        <w:rPr>
+          <w:rtl w:val="0"/>
+        </w:rPr>
+        <w:t xml:space="preserve"> nếu hết).</w:t>
       </w:r>
     </w:p>
     <w:p>
@@ -151,7 +174,76 @@
         <w:rPr>
           <w:rtl w:val="0"/>
         </w:rPr>
-        <w:t xml:space="preserve">Sử dụng một biến Local để "hứng" kết quả từ Procedure phụ.</w:t>
+        <w:t xml:space="preserve">Input: </w:t>
+      </w:r>
+      <w:r>
+        <w:rPr>
+          <w:rFonts w:ascii="Roboto Mono" w:cs="Roboto Mono" w:eastAsia="Roboto Mono" w:hAnsi="Roboto Mono"/>
+          <w:rtl w:val="0"/>
+        </w:rPr>
+        <w:t xml:space="preserve">p_patient_id</w:t>
+      </w:r>
+      <w:r>
+        <w:rPr>
+          <w:rtl w:val="0"/>
+        </w:rPr>
+        <w:t xml:space="preserve">, </w:t>
+      </w:r>
+      <w:r>
+        <w:rPr>
+          <w:rFonts w:ascii="Roboto Mono" w:cs="Roboto Mono" w:eastAsia="Roboto Mono" w:hAnsi="Roboto Mono"/>
+          <w:rtl w:val="0"/>
+        </w:rPr>
+        <w:t xml:space="preserve">p_target_dept_id</w:t>
+      </w:r>
+      <w:r>
+        <w:rPr>
+          <w:rtl w:val="0"/>
+        </w:rPr>
+        <w:t xml:space="preserve">.</w:t>
+      </w:r>
+    </w:p>
+    <w:p>
+      <w:pPr>
+        <w:numPr>
+          <w:ilvl w:val="1"/>
+          <w:numId w:val="1"/>
+        </w:numPr>
+        <w:spacing w:after="0" w:afterAutospacing="0" w:before="0" w:beforeAutospacing="0" w:lineRule="auto"/>
+        <w:ind w:left="1440" w:hanging="360"/>
+        <w:rPr/>
+      </w:pPr>
+      <w:r>
+        <w:rPr>
+          <w:rtl w:val="0"/>
+        </w:rPr>
+        <w:t xml:space="preserve">Output: </w:t>
+      </w:r>
+      <w:r>
+        <w:rPr>
+          <w:rFonts w:ascii="Roboto Mono" w:cs="Roboto Mono" w:eastAsia="Roboto Mono" w:hAnsi="Roboto Mono"/>
+          <w:rtl w:val="0"/>
+        </w:rPr>
+        <w:t xml:space="preserve">p_new_bed_id</w:t>
+      </w:r>
+      <w:r>
+        <w:rPr>
+          <w:rtl w:val="0"/>
+        </w:rPr>
+        <w:t xml:space="preserve"> (ID giường mới sau khi chuyển), </w:t>
+      </w:r>
+      <w:r>
+        <w:rPr>
+          <w:rFonts w:ascii="Roboto Mono" w:cs="Roboto Mono" w:eastAsia="Roboto Mono" w:hAnsi="Roboto Mono"/>
+          <w:rtl w:val="0"/>
+        </w:rPr>
+        <w:t xml:space="preserve">p_message</w:t>
+      </w:r>
+      <w:r>
+        <w:rPr>
+          <w:rtl w:val="0"/>
+        </w:rPr>
+        <w:t xml:space="preserve"> (Thông báo chi tiết).</w:t>
       </w:r>
     </w:p>
     <w:p>
@@ -168,7 +260,20 @@
         <w:rPr>
           <w:rtl w:val="0"/>
         </w:rPr>
-        <w:t xml:space="preserve">Sử dụng Transaction (START TRANSACTION/COMMIT/ROLLBACK) để đảm bảo tính toàn vẹn</w:t>
+        <w:t xml:space="preserve">Cơ chế: Sử dụng một biến cục bộ (</w:t>
+      </w:r>
+      <w:r>
+        <w:rPr>
+          <w:rFonts w:ascii="Roboto Mono" w:cs="Roboto Mono" w:eastAsia="Roboto Mono" w:hAnsi="Roboto Mono"/>
+          <w:rtl w:val="0"/>
+        </w:rPr>
+        <w:t xml:space="preserve">v_found_bed_id</w:t>
+      </w:r>
+      <w:r>
+        <w:rPr>
+          <w:rtl w:val="0"/>
+        </w:rPr>
+        <w:t xml:space="preserve">) để "hứng" kết quả từ Procedure phụ.</w:t>
       </w:r>
     </w:p>
     <w:p>
